--- a/data/rabochiy_list_praktikum_5_6.docx
+++ b/data/rabochiy_list_praktikum_5_6.docx
@@ -20,7 +20,7 @@
         <w:pStyle w:val="Heading1"/>
       </w:pPr>
       <w:r>
-        <w:t>Рабочий лист · пять кейсов</w:t>
+        <w:t>Рабочий лист · восемь кейсов</w:t>
       </w:r>
     </w:p>
     <w:p>
@@ -33,27 +33,156 @@
         <w:pStyle w:val="Heading2"/>
       </w:pPr>
       <w:r>
-        <w:t>Служебная записка о замене принтера</w:t>
+        <w:t>Сравнить три модели оборудования</w:t>
       </w:r>
     </w:p>
     <w:p>
       <w:r>
-        <w:t>Файл: cases/printer.docx</w:t>
+        <w:t>Файл: cases/equipment.docx</w:t>
       </w:r>
     </w:p>
     <w:p>
       <w:r>
-        <w:t>Задача: Подготовь проект служебной записки с обоснованием рассмотрения замены офисного принтера</w:t>
+        <w:t>Задача: Сравни три модели сканеров по цене, производительности, энергопотреблению, сроку поставки и гарантии</w:t>
       </w:r>
     </w:p>
     <w:p>
       <w:r>
-        <w:t>Формат: До 180 слов: ситуация, подтверждённые факты, просьба рассмотреть варианты; отдельный список недостающих сведений</w:t>
+        <w:t>Формат: Таблица пяти критериев и полной стоимости, допуск по обязательным условиям, вывод с альтернативами и вопросы. Расчёты показывай с единицами</w:t>
       </w:r>
     </w:p>
     <w:p>
       <w:r>
-        <w:t>Критерий: Не объявлена согласованная покупка; 11 часов не названы простоем всего подразделения; нет выдуманного бюджета или диагноза.</w:t>
+        <w:t>Критерий: Полная цена 192000/210000/180000 рублей; В не проходит срок и гарантию; мощность не равна энергии; без весов нет единственного лучшего варианта.</w:t>
+      </w:r>
+    </w:p>
+    <w:p>
+      <w:r>
+        <w:t>Мой запрос: ______</w:t>
+      </w:r>
+    </w:p>
+    <w:p>
+      <w:r>
+        <w:t>Наблюдение: ______</w:t>
+      </w:r>
+    </w:p>
+    <w:p>
+      <w:r>
+        <w:t>Что изменить: ______</w:t>
+      </w:r>
+    </w:p>
+    <w:p>
+      <w:pPr>
+        <w:pStyle w:val="Heading2"/>
+      </w:pPr>
+      <w:r>
+        <w:t>Проверить техническое задание</w:t>
+      </w:r>
+    </w:p>
+    <w:p>
+      <w:r>
+        <w:t>Файл: cases/technical_spec.docx</w:t>
+      </w:r>
+    </w:p>
+    <w:p>
+      <w:r>
+        <w:t>Задача: Проверь ТЗ: найди несогласованные требования, дублирование, пропущенные параметры и спорные формулировки</w:t>
+      </w:r>
+    </w:p>
+    <w:p>
+      <w:r>
+        <w:t>Формат: Реестр: пункт/цитата, тип проблемы, объяснение, вопрос заказчику, осторожный вариант правки. Различай явное противоречие и возможную неоднозначность</w:t>
+      </w:r>
+    </w:p>
+    <w:p>
+      <w:r>
+        <w:t>Критерий: Т1/Т7 конфликтуют по скорости; Т2/Т8 по лотку; Т4/Т10 дубль. Пиковая и номинальная мощность не сравниваются без режима. Не назначены новые требования.</w:t>
+      </w:r>
+    </w:p>
+    <w:p>
+      <w:r>
+        <w:t>Мой запрос: ______</w:t>
+      </w:r>
+    </w:p>
+    <w:p>
+      <w:r>
+        <w:t>Наблюдение: ______</w:t>
+      </w:r>
+    </w:p>
+    <w:p>
+      <w:r>
+        <w:t>Что изменить: ______</w:t>
+      </w:r>
+    </w:p>
+    <w:p>
+      <w:pPr>
+        <w:pStyle w:val="Heading2"/>
+      </w:pPr>
+      <w:r>
+        <w:t>Проверить аналитическую справку на факты</w:t>
+      </w:r>
+    </w:p>
+    <w:p>
+      <w:r>
+        <w:t>Файл: cases/fact_check.docx</w:t>
+      </w:r>
+    </w:p>
+    <w:p>
+      <w:r>
+        <w:t>Задача: Выдели все числа, даты, ссылки и проверяемые утверждения; сопоставь их с приложенным пакетом источников</w:t>
+      </w:r>
+    </w:p>
+    <w:p>
+      <w:r>
+        <w:t>Формат: Таблица: утверждение, тип, источник/фрагмент, статус, объяснение, действие. Статусы: подтверждается / противоречит / не подтверждено / нужен внешний источник</w:t>
+      </w:r>
+    </w:p>
+    <w:p>
+      <w:r>
+        <w:t>Критерий: Рост 80→100 равен25%, не20%; 90/100=90%, не95%; 70% относится к7/10 ответивших; 4 октября не доказано; example.invalid не рабочий источник.</w:t>
+      </w:r>
+    </w:p>
+    <w:p>
+      <w:r>
+        <w:t>Мой запрос: ______</w:t>
+      </w:r>
+    </w:p>
+    <w:p>
+      <w:r>
+        <w:t>Наблюдение: ______</w:t>
+      </w:r>
+    </w:p>
+    <w:p>
+      <w:r>
+        <w:t>Что изменить: ______</w:t>
+      </w:r>
+    </w:p>
+    <w:p>
+      <w:pPr>
+        <w:pStyle w:val="Heading2"/>
+      </w:pPr>
+      <w:r>
+        <w:t>Преобразовать рабочие заметки в план действий</w:t>
+      </w:r>
+    </w:p>
+    <w:p>
+      <w:r>
+        <w:t>Файл: cases/work_notes.docx</w:t>
+      </w:r>
+    </w:p>
+    <w:p>
+      <w:r>
+        <w:t>Задача: Преобразуй заметки в план: действие, ответственный, срок, нужные данные, зависимости и согласование</w:t>
+      </w:r>
+    </w:p>
+    <w:p>
+      <w:r>
+        <w:t>Формат: Таблица действий и отдельные списки решений, предложений и открытых вопросов. Ссылайся на номера заметок. Неизвестные поля помечай «не назначено/не определено»</w:t>
+      </w:r>
+    </w:p>
+    <w:p>
+      <w:r>
+        <w:t>Критерий: Предложение логистики не назначает её ответственной; среда — предложение, не срок; пятница — проверка готовности, не запуск; закупка не согласована.</w:t>
       </w:r>
     </w:p>
     <w:p>
